--- a/Analysis/Biggest alternative stable states.docx
+++ b/Analysis/Biggest alternative stable states.docx
@@ -58,7 +58,7 @@
                     </pic:cNvPicPr>
                   </pic:nvPicPr>
                   <pic:blipFill>
-                    <a:blip r:embed="rId4">
+                    <a:blip r:embed="rId6">
                       <a:extLst>
                         <a:ext uri="{28A0092B-C50C-407E-A947-70E740481C1C}">
                           <a14:useLocalDpi xmlns:a14="http://schemas.microsoft.com/office/drawing/2010/main" val="0"/>
@@ -88,11 +88,6 @@
       </w:r>
     </w:p>
     <w:p>
-      <w:pPr>
-        <w:rPr>
-          <w:rFonts w:hint="eastAsia"/>
-        </w:rPr>
-      </w:pPr>
       <w:r>
         <w:rPr>
           <w:noProof/>
@@ -115,7 +110,7 @@
                     </pic:cNvPicPr>
                   </pic:nvPicPr>
                   <pic:blipFill>
-                    <a:blip r:embed="rId5" cstate="print">
+                    <a:blip r:embed="rId7" cstate="print">
                       <a:extLst>
                         <a:ext uri="{28A0092B-C50C-407E-A947-70E740481C1C}">
                           <a14:useLocalDpi xmlns:a14="http://schemas.microsoft.com/office/drawing/2010/main" val="0"/>
@@ -150,14 +145,23 @@
         <w:t>(</w:t>
       </w:r>
       <w:r>
-        <w:t>psi = 0.</w:t>
-      </w:r>
-      <w:r>
-        <w:t>8</w:t>
-      </w:r>
-      <w:r>
-        <w:t>)</w:t>
-      </w:r>
+        <w:t xml:space="preserve">psi = </w:t>
+      </w:r>
+      <w:proofErr w:type="gramStart"/>
+      <w:r>
+        <w:t>0.8)</w:t>
+      </w:r>
+      <w:bookmarkStart w:id="0" w:name="_Hlk221549234"/>
+      <w:bookmarkStart w:id="1" w:name="_GoBack"/>
+      <w:r>
+        <w:t>Pre</w:t>
+      </w:r>
+      <w:proofErr w:type="gramEnd"/>
+      <w:r>
+        <w:t>4A1_d002_psi08</w:t>
+      </w:r>
+      <w:bookmarkEnd w:id="0"/>
+      <w:bookmarkEnd w:id="1"/>
     </w:p>
     <w:p>
       <w:r>
@@ -182,7 +186,7 @@
                     </pic:cNvPicPr>
                   </pic:nvPicPr>
                   <pic:blipFill>
-                    <a:blip r:embed="rId6">
+                    <a:blip r:embed="rId8">
                       <a:extLst>
                         <a:ext uri="{28A0092B-C50C-407E-A947-70E740481C1C}">
                           <a14:useLocalDpi xmlns:a14="http://schemas.microsoft.com/office/drawing/2010/main" val="0"/>
@@ -244,7 +248,7 @@
                     </pic:cNvPicPr>
                   </pic:nvPicPr>
                   <pic:blipFill>
-                    <a:blip r:embed="rId7">
+                    <a:blip r:embed="rId9">
                       <a:extLst>
                         <a:ext uri="{28A0092B-C50C-407E-A947-70E740481C1C}">
                           <a14:useLocalDpi xmlns:a14="http://schemas.microsoft.com/office/drawing/2010/main" val="0"/>
@@ -282,19 +286,16 @@
         <w:t>psi = 0.</w:t>
       </w:r>
       <w:r>
-        <w:t>8</w:t>
-      </w:r>
-      <w:r>
-        <w:t>)</w:t>
-      </w:r>
-    </w:p>
-    <w:p>
-      <w:pPr>
         <w:rPr>
           <w:rFonts w:hint="eastAsia"/>
         </w:rPr>
-      </w:pPr>
+        <w:t>6</w:t>
+      </w:r>
+      <w:r>
+        <w:t>)</w:t>
+      </w:r>
     </w:p>
+    <w:p/>
     <w:p>
       <w:r>
         <w:rPr>
@@ -318,7 +319,7 @@
                     </pic:cNvPicPr>
                   </pic:nvPicPr>
                   <pic:blipFill>
-                    <a:blip r:embed="rId8">
+                    <a:blip r:embed="rId10">
                       <a:extLst>
                         <a:ext uri="{28A0092B-C50C-407E-A947-70E740481C1C}">
                           <a14:useLocalDpi xmlns:a14="http://schemas.microsoft.com/office/drawing/2010/main" val="0"/>
@@ -346,7 +347,6 @@
           </wp:inline>
         </w:drawing>
       </w:r>
-      <w:bookmarkStart w:id="0" w:name="_GoBack"/>
       <w:r>
         <w:rPr>
           <w:noProof/>
@@ -369,7 +369,7 @@
                     </pic:cNvPicPr>
                   </pic:nvPicPr>
                   <pic:blipFill>
-                    <a:blip r:embed="rId9">
+                    <a:blip r:embed="rId11">
                       <a:extLst>
                         <a:ext uri="{28A0092B-C50C-407E-A947-70E740481C1C}">
                           <a14:useLocalDpi xmlns:a14="http://schemas.microsoft.com/office/drawing/2010/main" val="0"/>
@@ -397,14 +397,8 @@
           </wp:inline>
         </w:drawing>
       </w:r>
-      <w:bookmarkEnd w:id="0"/>
     </w:p>
     <w:p>
-      <w:pPr>
-        <w:rPr>
-          <w:rFonts w:hint="eastAsia"/>
-        </w:rPr>
-      </w:pPr>
       <w:r>
         <w:rPr>
           <w:rFonts w:hint="eastAsia"/>
@@ -491,9 +485,6 @@
     <w:p>
       <w:pPr>
         <w:widowControl/>
-        <w:rPr>
-          <w:rFonts w:hint="eastAsia"/>
-        </w:rPr>
       </w:pPr>
       <w:r>
         <w:rPr>
@@ -620,13 +611,7 @@
         <w:t>(right)</w:t>
       </w:r>
     </w:p>
-    <w:p>
-      <w:pPr>
-        <w:rPr>
-          <w:rFonts w:hint="eastAsia"/>
-        </w:rPr>
-      </w:pPr>
-    </w:p>
+    <w:p/>
     <w:sectPr>
       <w:pgSz w:w="11906" w:h="16838"/>
       <w:pgMar w:top="567" w:right="567" w:bottom="567" w:left="567" w:header="851" w:footer="992" w:gutter="0"/>
@@ -635,6 +620,44 @@
     </w:sectPr>
   </w:body>
 </w:document>
+</file>
+
+<file path=word/endnotes.xml><?xml version="1.0" encoding="utf-8"?>
+<w:endnotes xmlns:wpc="http://schemas.microsoft.com/office/word/2010/wordprocessingCanvas" xmlns:cx="http://schemas.microsoft.com/office/drawing/2014/chartex" xmlns:cx1="http://schemas.microsoft.com/office/drawing/2015/9/8/chartex" xmlns:cx2="http://schemas.microsoft.com/office/drawing/2015/10/21/chartex" xmlns:cx3="http://schemas.microsoft.com/office/drawing/2016/5/9/chartex" xmlns:cx4="http://schemas.microsoft.com/office/drawing/2016/5/10/chartex" xmlns:cx5="http://schemas.microsoft.com/office/drawing/2016/5/11/chartex" xmlns:cx6="http://schemas.microsoft.com/office/drawing/2016/5/12/chartex" xmlns:cx7="http://schemas.microsoft.com/office/drawing/2016/5/13/chartex" xmlns:cx8="http://schemas.microsoft.com/office/drawing/2016/5/14/chartex" xmlns:mc="http://schemas.openxmlformats.org/markup-compatibility/2006" xmlns:aink="http://schemas.microsoft.com/office/drawing/2016/ink" xmlns:am3d="http://schemas.microsoft.com/office/drawing/2017/model3d" xmlns:o="urn:schemas-microsoft-com:office:office" xmlns:r="http://schemas.openxmlformats.org/officeDocument/2006/relationships" xmlns:m="http://schemas.openxmlformats.org/officeDocument/2006/math" xmlns:v="urn:schemas-microsoft-com:vml" xmlns:wp14="http://schemas.microsoft.com/office/word/2010/wordprocessingDrawing" xmlns:wp="http://schemas.openxmlformats.org/drawingml/2006/wordprocessingDrawing" xmlns:w10="urn:schemas-microsoft-com:office:word" xmlns:w="http://schemas.openxmlformats.org/wordprocessingml/2006/main" xmlns:w14="http://schemas.microsoft.com/office/word/2010/wordml" xmlns:w15="http://schemas.microsoft.com/office/word/2012/wordml" xmlns:w16cid="http://schemas.microsoft.com/office/word/2016/wordml/cid" xmlns:w16se="http://schemas.microsoft.com/office/word/2015/wordml/symex" xmlns:wpg="http://schemas.microsoft.com/office/word/2010/wordprocessingGroup" xmlns:wpi="http://schemas.microsoft.com/office/word/2010/wordprocessingInk" xmlns:wne="http://schemas.microsoft.com/office/word/2006/wordml" xmlns:wps="http://schemas.microsoft.com/office/word/2010/wordprocessingShape" mc:Ignorable="w14 w15 w16se w16cid wp14">
+  <w:endnote w:type="separator" w:id="-1">
+    <w:p>
+      <w:r>
+        <w:separator/>
+      </w:r>
+    </w:p>
+  </w:endnote>
+  <w:endnote w:type="continuationSeparator" w:id="0">
+    <w:p>
+      <w:r>
+        <w:continuationSeparator/>
+      </w:r>
+    </w:p>
+  </w:endnote>
+</w:endnotes>
+</file>
+
+<file path=word/footnotes.xml><?xml version="1.0" encoding="utf-8"?>
+<w:footnotes xmlns:wpc="http://schemas.microsoft.com/office/word/2010/wordprocessingCanvas" xmlns:cx="http://schemas.microsoft.com/office/drawing/2014/chartex" xmlns:cx1="http://schemas.microsoft.com/office/drawing/2015/9/8/chartex" xmlns:cx2="http://schemas.microsoft.com/office/drawing/2015/10/21/chartex" xmlns:cx3="http://schemas.microsoft.com/office/drawing/2016/5/9/chartex" xmlns:cx4="http://schemas.microsoft.com/office/drawing/2016/5/10/chartex" xmlns:cx5="http://schemas.microsoft.com/office/drawing/2016/5/11/chartex" xmlns:cx6="http://schemas.microsoft.com/office/drawing/2016/5/12/chartex" xmlns:cx7="http://schemas.microsoft.com/office/drawing/2016/5/13/chartex" xmlns:cx8="http://schemas.microsoft.com/office/drawing/2016/5/14/chartex" xmlns:mc="http://schemas.openxmlformats.org/markup-compatibility/2006" xmlns:aink="http://schemas.microsoft.com/office/drawing/2016/ink" xmlns:am3d="http://schemas.microsoft.com/office/drawing/2017/model3d" xmlns:o="urn:schemas-microsoft-com:office:office" xmlns:r="http://schemas.openxmlformats.org/officeDocument/2006/relationships" xmlns:m="http://schemas.openxmlformats.org/officeDocument/2006/math" xmlns:v="urn:schemas-microsoft-com:vml" xmlns:wp14="http://schemas.microsoft.com/office/word/2010/wordprocessingDrawing" xmlns:wp="http://schemas.openxmlformats.org/drawingml/2006/wordprocessingDrawing" xmlns:w10="urn:schemas-microsoft-com:office:word" xmlns:w="http://schemas.openxmlformats.org/wordprocessingml/2006/main" xmlns:w14="http://schemas.microsoft.com/office/word/2010/wordml" xmlns:w15="http://schemas.microsoft.com/office/word/2012/wordml" xmlns:w16cid="http://schemas.microsoft.com/office/word/2016/wordml/cid" xmlns:w16se="http://schemas.microsoft.com/office/word/2015/wordml/symex" xmlns:wpg="http://schemas.microsoft.com/office/word/2010/wordprocessingGroup" xmlns:wpi="http://schemas.microsoft.com/office/word/2010/wordprocessingInk" xmlns:wne="http://schemas.microsoft.com/office/word/2006/wordml" xmlns:wps="http://schemas.microsoft.com/office/word/2010/wordprocessingShape" mc:Ignorable="w14 w15 w16se w16cid wp14">
+  <w:footnote w:type="separator" w:id="-1">
+    <w:p>
+      <w:r>
+        <w:separator/>
+      </w:r>
+    </w:p>
+  </w:footnote>
+  <w:footnote w:type="continuationSeparator" w:id="0">
+    <w:p>
+      <w:r>
+        <w:continuationSeparator/>
+      </w:r>
+    </w:p>
+  </w:footnote>
+</w:footnotes>
 </file>
 
 <file path=word/styles.xml><?xml version="1.0" encoding="utf-8"?>
@@ -1073,6 +1096,66 @@
       <w:color w:val="808080"/>
     </w:rPr>
   </w:style>
+  <w:style w:type="paragraph" w:styleId="a4">
+    <w:name w:val="header"/>
+    <w:basedOn w:val="a"/>
+    <w:link w:val="a5"/>
+    <w:uiPriority w:val="99"/>
+    <w:unhideWhenUsed/>
+    <w:rsid w:val="00072020"/>
+    <w:pPr>
+      <w:tabs>
+        <w:tab w:val="center" w:pos="4153"/>
+        <w:tab w:val="right" w:pos="8306"/>
+      </w:tabs>
+      <w:snapToGrid w:val="0"/>
+    </w:pPr>
+    <w:rPr>
+      <w:sz w:val="20"/>
+      <w:szCs w:val="20"/>
+    </w:rPr>
+  </w:style>
+  <w:style w:type="character" w:customStyle="1" w:styleId="a5">
+    <w:name w:val="頁首 字元"/>
+    <w:basedOn w:val="a0"/>
+    <w:link w:val="a4"/>
+    <w:uiPriority w:val="99"/>
+    <w:rsid w:val="00072020"/>
+    <w:rPr>
+      <w:sz w:val="20"/>
+      <w:szCs w:val="20"/>
+    </w:rPr>
+  </w:style>
+  <w:style w:type="paragraph" w:styleId="a6">
+    <w:name w:val="footer"/>
+    <w:basedOn w:val="a"/>
+    <w:link w:val="a7"/>
+    <w:uiPriority w:val="99"/>
+    <w:unhideWhenUsed/>
+    <w:rsid w:val="00072020"/>
+    <w:pPr>
+      <w:tabs>
+        <w:tab w:val="center" w:pos="4153"/>
+        <w:tab w:val="right" w:pos="8306"/>
+      </w:tabs>
+      <w:snapToGrid w:val="0"/>
+    </w:pPr>
+    <w:rPr>
+      <w:sz w:val="20"/>
+      <w:szCs w:val="20"/>
+    </w:rPr>
+  </w:style>
+  <w:style w:type="character" w:customStyle="1" w:styleId="a7">
+    <w:name w:val="頁尾 字元"/>
+    <w:basedOn w:val="a0"/>
+    <w:link w:val="a6"/>
+    <w:uiPriority w:val="99"/>
+    <w:rsid w:val="00072020"/>
+    <w:rPr>
+      <w:sz w:val="20"/>
+      <w:szCs w:val="20"/>
+    </w:rPr>
+  </w:style>
 </w:styles>
 </file>
 
